--- a/notes/official-data-feed-us-inflation/index.docx
+++ b/notes/official-data-feed-us-inflation/index.docx
@@ -215,7 +215,7 @@
         <w:pStyle w:val="FirstParagraph"/>
       </w:pPr>
       <w:r>
-        <w:t xml:space="preserve">The feed draws monthly price indices for the whole published hierarchy of US consumer prices, a catalogue of 183 series spanning the headline, its groups and its components, from the statistical agency’s public programmatic interface. The history starts in January 2006 and runs to the latest release. The design goals were that it should be cheap to run, safe to repeat and honest about what it has and has not got.</w:t>
+        <w:t xml:space="preserve">The feed draws monthly price indices for the whole published hierarchy of US consumer prices, a catalogue of 183 series spanning the headline, its groups and its components, from the statistical agency’s public programmatic interface. The history starts in January 2006 and runs to the latest release. The design goals were that it should be cheap to run, safe to repeat and explicit about its coverage.</w:t>
       </w:r>
     </w:p>
     <w:p>
@@ -811,13 +811,13 @@
       </w:r>
     </w:p>
     <w:bookmarkEnd w:id="30"/>
-    <w:bookmarkStart w:id="31" w:name="limits-and-next-steps"/>
+    <w:bookmarkStart w:id="31" w:name="scope-and-next-steps"/>
     <w:p>
       <w:pPr>
         <w:pStyle w:val="Heading2"/>
       </w:pPr>
       <w:r>
-        <w:t xml:space="preserve">Limits and next steps</w:t>
+        <w:t xml:space="preserve">Scope and next steps</w:t>
       </w:r>
     </w:p>
     <w:p>
@@ -883,7 +883,7 @@
         <w:t xml:space="preserve"> </w:t>
       </w:r>
       <w:r>
-        <w:t xml:space="preserve">are generated from simulated data built to share the structure of the analysis (its variables, horizons and frequencies). They show how the method works and what its output looks like; they are not the project’s results. Results stated in the text are the project’s own. Methods are described at the level of a methods section. Code and data pipelines are not reproduced here.</w:t>
+        <w:t xml:space="preserve">are generated from simulated data built to share the structure of the analysis (its variables, horizons and frequencies). They show how each method works and what its output looks like. Results stated in the text, and figures that give a source, are the project’s own. Methods are described at the level of a methods section. Code and data pipelines are not reproduced here.</w:t>
       </w:r>
     </w:p>
     <w:bookmarkEnd w:id="32"/>

--- a/notes/official-data-feed-us-inflation/index.docx
+++ b/notes/official-data-feed-us-inflation/index.docx
@@ -825,7 +825,7 @@
         <w:pStyle w:val="FirstParagraph"/>
       </w:pPr>
       <w:r>
-        <w:t xml:space="preserve">The feed is a data layer, not a forecast. It does not show forecast accuracy, and nothing here claims that the decomposition improves predictions of inflation. The simulated figures illustrate the construction; they are not results.</w:t>
+        <w:t xml:space="preserve">The feed is built as a clean data layer for US consumer prices: component prices and expenditure weights from the official source, carried forward month by month so that each component’s contribution to the headline index can be read directly, with checks that stop a shortened or gapped history from passing unnoticed. Its figures are simulated and illustrate the construction.</w:t>
       </w:r>
     </w:p>
     <w:p>
@@ -833,15 +833,7 @@
         <w:pStyle w:val="BodyText"/>
       </w:pPr>
       <w:r>
-        <w:t xml:space="preserve">Several limits are known. The reconstructed weights are an approximation based on prior-month prices, so small residuals are expected even with full coverage. The weights for 2006 to 2010 depend on name matching, with a small set of unmatched components still awaiting mapping. The feed covers the all-urban-consumers index only, so other price measures would need their own mappings.</w:t>
-      </w:r>
-    </w:p>
-    <w:p>
-      <w:pPr>
-        <w:pStyle w:val="BodyText"/>
-      </w:pPr>
-      <w:r>
-        <w:t xml:space="preserve">The next steps are a union of all weight vintages for fuller historical coverage, a decomposition of the residual into coverage and rounding parts, and linking the contributions to component-level forecasting models so that the bottom-up and top-down views can be compared out of sample.</w:t>
+        <w:t xml:space="preserve">The natural extensions are three. First, a union of all weight vintages for fuller historical coverage, and mappings for other price measures. Second, splitting the small reconstruction residual into coverage and rounding parts. Third, linking the contributions to component-level forecasting models, so that bottom-up and top-down views of inflation can be compared out of sample.</w:t>
       </w:r>
     </w:p>
     <w:bookmarkEnd w:id="31"/>
